--- a/example/result/e42_filter_args_for_format.docx
+++ b/example/result/e42_filter_args_for_format.docx
@@ -21,7 +21,7 @@
       </w:r>
     </w:p>
     <w:sectPr>
-      <w:pgSz w:w="12240" w:h="15840"/>
+      <w:pgSz w:w="8391" w:h="11906"/>
       <w:pgMar w:top="1440" w:right="1800" w:bottom="1440" w:left="1800" w:header="720" w:footer="720" w:gutter="0"/>
       <w:cols w:space="720"/>
       <w:docGrid w:linePitch="360"/>
